--- a/Dataset/generated_documents/maintenance/MNT_EVT-028.docx
+++ b/Dataset/generated_documents/maintenance/MNT_EVT-028.docx
@@ -37,7 +37,7 @@
           <w:b/>
           <w:sz w:val="32"/>
         </w:rPr>
-        <w:t>Corrective Maintenance Report</w:t>
+        <w:t>Maintenance Activity Report</w:t>
       </w:r>
     </w:p>
     <w:p/>
@@ -77,7 +77,7 @@
           </w:tcPr>
           <w:p>
             <w:r>
-              <w:t>0A6D0AB1</w:t>
+              <w:t>0A36D5F1</w:t>
             </w:r>
           </w:p>
         </w:tc>
@@ -209,7 +209,7 @@
           </w:tcPr>
           <w:p>
             <w:r>
-              <w:t>14-Jul-2026 20:10</w:t>
+              <w:t>15-Jul-2026 13:05</w:t>
             </w:r>
           </w:p>
         </w:tc>
@@ -619,11 +619,12 @@
     <w:p>
       <w:r>
         <w:br/>
-        <w:t>During routine plant operation, equipment</w:t>
+        <w:t>Maintenance request received from</w:t>
         <w:br/>
-        <w:t>PG-101 (Pressure Gauge)</w:t>
+        <w:t>Quality department.</w:t>
         <w:br/>
-        <w:t>experienced the following issue:</w:t>
+        <w:br/>
+        <w:t>Issue:</w:t>
         <w:br/>
         <w:br/>
         <w:t>Parameter deviation</w:t>
@@ -641,20 +642,17 @@
     <w:p>
       <w:r>
         <w:br/>
-        <w:t>Inspection confirmed:</w:t>
+        <w:t>Inspection Summary</w:t>
         <w:br/>
         <w:br/>
-        <w:t>Failure Category :</w:t>
+        <w:t>Priority :</w:t>
         <w:br/>
-        <w:t>Instrumentation</w:t>
+        <w:br/>
+        <w:t>Low</w:t>
         <w:br/>
         <w:br/>
         <w:t>Severity :</w:t>
         <w:br/>
-        <w:t>Low</w:t>
-        <w:br/>
-        <w:br/>
-        <w:t>Priority :</w:t>
         <w:br/>
         <w:t>Low</w:t>
         <w:br/>
@@ -671,16 +669,16 @@
     <w:p>
       <w:r>
         <w:br/>
-        <w:t>Maintenance team performed:</w:t>
+        <w:t>Maintenance activities completed.</w:t>
+        <w:br/>
+        <w:br/>
+        <w:t>Corrective action:</w:t>
         <w:br/>
         <w:br/>
         <w:t>Recalibrated</w:t>
         <w:br/>
         <w:br/>
-        <w:t>Equipment was tested after maintenance.</w:t>
-        <w:br/>
-        <w:br/>
-        <w:t>Performance restored successfully.</w:t>
+        <w:t>Equipment performance verified.</w:t>
         <w:br/>
       </w:r>
     </w:p>
@@ -733,7 +731,7 @@
     </w:p>
     <w:p>
       <w:r>
-        <w:t>Insulation Tester</w:t>
+        <w:t>Torque Wrench</w:t>
       </w:r>
     </w:p>
     <w:p>
@@ -1156,7 +1154,7 @@
     </w:p>
     <w:p>
       <w:r>
-        <w:t>Continue weekly inspection.</w:t>
+        <w:t>Increase preventive maintenance frequency.</w:t>
       </w:r>
     </w:p>
     <w:p/>
